--- a/docs/cadrage/equipe-24-note-moscow-v1.0.docx
+++ b/docs/cadrage/equipe-24-note-moscow-v1.0.docx
@@ -295,7 +295,19 @@
               <w:cnfStyle w:val="000000010000" w:firstRow="0" w:lastRow="0" w:firstColumn="0" w:lastColumn="0" w:oddVBand="0" w:evenVBand="0" w:oddHBand="0" w:evenHBand="1" w:firstRowFirstColumn="0" w:firstRowLastColumn="0" w:lastRowFirstColumn="0" w:lastRowLastColumn="0"/>
             </w:pPr>
             <w:r>
-              <w:t>[ JJ/MM/AAAA  HHhMM ]</w:t>
+              <w:t>02</w:t>
+            </w:r>
+            <w:r>
+              <w:t>/</w:t>
+            </w:r>
+            <w:r>
+              <w:t>07</w:t>
+            </w:r>
+            <w:r>
+              <w:t>/</w:t>
+            </w:r>
+            <w:r>
+              <w:t>2026</w:t>
             </w:r>
           </w:p>
         </w:tc>
@@ -328,7 +340,7 @@
               <w:cnfStyle w:val="000000100000" w:firstRow="0" w:lastRow="0" w:firstColumn="0" w:lastColumn="0" w:oddVBand="0" w:evenVBand="0" w:oddHBand="1" w:evenHBand="0" w:firstRowFirstColumn="0" w:firstRowLastColumn="0" w:lastRowFirstColumn="0" w:lastRowLastColumn="0"/>
             </w:pPr>
             <w:r>
-              <w:t>Draft</w:t>
+              <w:t>En revue PO</w:t>
             </w:r>
           </w:p>
         </w:tc>
@@ -1966,62 +1978,212 @@
       </w:r>
     </w:p>
     <w:p>
+      <w:pPr>
+        <w:rPr>
+          <w:lang w:val="fr-FR"/>
+        </w:rPr>
+      </w:pPr>
       <w:r>
         <w:rPr>
-          <w:b/>
+          <w:lang w:val="fr-FR"/>
         </w:rPr>
-        <w:t xml:space="preserve">Statut : </w:t>
-      </w:r>
-      <w:r>
-        <w:t>MODIFIÉE. Stories ajoutées : US-NEW-01 + US-NEW-02 (8 SP). Stories reportées : US-09 + US-08 (10 SP).</w:t>
+        <w:t>Statut : MODIFIÉE. La Release 2 absorbe le périmètre enseignant apparu avec Mme Lefèvre (J1).</w:t>
       </w:r>
     </w:p>
     <w:p>
       <w:pPr>
-        <w:pStyle w:val="Listepuces"/>
+        <w:rPr>
+          <w:lang w:val="fr-FR"/>
+        </w:rPr>
       </w:pPr>
       <w:r>
-        <w:t>Détail du nouveau scope R2 :</w:t>
+        <w:rPr>
+          <w:lang w:val="fr-FR"/>
+        </w:rPr>
+        <w:t>Stories ajoutées :</w:t>
       </w:r>
     </w:p>
     <w:p>
       <w:pPr>
-        <w:pStyle w:val="Listepuces"/>
+        <w:pStyle w:val="Paragraphedeliste"/>
+        <w:numPr>
+          <w:ilvl w:val="0"/>
+          <w:numId w:val="12"/>
+        </w:numPr>
+        <w:rPr>
+          <w:lang w:val="fr-FR"/>
+        </w:rPr>
       </w:pPr>
       <w:r>
-        <w:t>• US-07 Reset password (déjà prévu)</w:t>
+        <w:rPr>
+          <w:lang w:val="fr-FR"/>
+        </w:rPr>
+        <w:t>US-21 — Créer une classe + inscrire des étudiants (MUST, +5 SP)</w:t>
       </w:r>
     </w:p>
     <w:p>
       <w:pPr>
-        <w:pStyle w:val="Listepuces"/>
+        <w:pStyle w:val="Paragraphedeliste"/>
+        <w:numPr>
+          <w:ilvl w:val="0"/>
+          <w:numId w:val="12"/>
+        </w:numPr>
+        <w:rPr>
+          <w:lang w:val="fr-FR"/>
+        </w:rPr>
       </w:pPr>
       <w:r>
-        <w:t>• US-NEW-02 Export Word/PDF (nouveau, MUST adoption B2B)</w:t>
+        <w:rPr>
+          <w:lang w:val="fr-FR"/>
+        </w:rPr>
+        <w:t>US-22 — Assigner un quiz via lien unique (MUST, +5 SP)</w:t>
       </w:r>
     </w:p>
     <w:p>
       <w:pPr>
-        <w:pStyle w:val="Listepuces"/>
+        <w:pStyle w:val="Paragraphedeliste"/>
+        <w:numPr>
+          <w:ilvl w:val="0"/>
+          <w:numId w:val="12"/>
+        </w:numPr>
+        <w:rPr>
+          <w:lang w:val="fr-FR"/>
+        </w:rPr>
       </w:pPr>
       <w:r>
-        <w:t>• US-11 Dashboard progression chapitre (déjà prévu)</w:t>
+        <w:rPr>
+          <w:lang w:val="fr-FR"/>
+        </w:rPr>
+        <w:t>US-23 — Dashboard scores de la classe (SHOULD, +8 SP)</w:t>
       </w:r>
     </w:p>
     <w:p>
       <w:pPr>
-        <w:pStyle w:val="Listepuces"/>
+        <w:pStyle w:val="Paragraphedeliste"/>
+        <w:numPr>
+          <w:ilvl w:val="0"/>
+          <w:numId w:val="12"/>
+        </w:numPr>
+        <w:rPr>
+          <w:lang w:val="fr-FR"/>
+        </w:rPr>
       </w:pPr>
       <w:r>
-        <w:t>• US-NEW-01 Compte enseignant + multi-classes (nouveau)</w:t>
+        <w:rPr>
+          <w:lang w:val="fr-FR"/>
+        </w:rPr>
+        <w:t>US-24 — Repérer les décrocheurs (COULD, +5 SP)</w:t>
       </w:r>
     </w:p>
     <w:p>
       <w:pPr>
-        <w:pStyle w:val="Listepuces"/>
+        <w:pStyle w:val="Paragraphedeliste"/>
+        <w:numPr>
+          <w:ilvl w:val="0"/>
+          <w:numId w:val="12"/>
+        </w:numPr>
+        <w:rPr>
+          <w:lang w:val="fr-FR"/>
+        </w:rPr>
       </w:pPr>
       <w:r>
-        <w:t>• US-12 Export RGPD (déjà prévu, lié J3-bis)</w:t>
+        <w:rPr>
+          <w:lang w:val="fr-FR"/>
+        </w:rPr>
+        <w:t>US-25 — Envoyer un conseil ciblé (COULD, +5 SP)</w:t>
+      </w:r>
+    </w:p>
+    <w:p>
+      <w:pPr>
+        <w:rPr>
+          <w:lang w:val="fr-FR"/>
+        </w:rPr>
+      </w:pPr>
+      <w:r>
+        <w:rPr>
+          <w:lang w:val="fr-FR"/>
+        </w:rPr>
+        <w:t>Stories reportées (contreparties, ex-WON'T) :</w:t>
+      </w:r>
+    </w:p>
+    <w:p>
+      <w:pPr>
+        <w:pStyle w:val="Paragraphedeliste"/>
+        <w:numPr>
+          <w:ilvl w:val="0"/>
+          <w:numId w:val="13"/>
+        </w:numPr>
+        <w:rPr>
+          <w:lang w:val="fr-FR"/>
+        </w:rPr>
+      </w:pPr>
+      <w:r>
+        <w:rPr>
+          <w:lang w:val="fr-FR"/>
+        </w:rPr>
+        <w:t>US-18 — SSO entreprise SAML/OIDC (-13 SP)</w:t>
+      </w:r>
+    </w:p>
+    <w:p>
+      <w:pPr>
+        <w:pStyle w:val="Paragraphedeliste"/>
+        <w:numPr>
+          <w:ilvl w:val="0"/>
+          <w:numId w:val="13"/>
+        </w:numPr>
+        <w:rPr>
+          <w:lang w:val="fr-FR"/>
+        </w:rPr>
+      </w:pPr>
+      <w:r>
+        <w:rPr>
+          <w:lang w:val="fr-FR"/>
+        </w:rPr>
+        <w:t>US-19 — Mode IA conversationnelle (-21 SP)</w:t>
+      </w:r>
+    </w:p>
+    <w:p>
+      <w:pPr>
+        <w:pStyle w:val="Paragraphedeliste"/>
+        <w:numPr>
+          <w:ilvl w:val="0"/>
+          <w:numId w:val="13"/>
+        </w:numPr>
+        <w:rPr>
+          <w:lang w:val="fr-FR"/>
+        </w:rPr>
+      </w:pPr>
+      <w:r>
+        <w:rPr>
+          <w:lang w:val="fr-FR"/>
+        </w:rPr>
+        <w:t>US-20 — Compétition multi-joueurs (-13 SP)</w:t>
+      </w:r>
+    </w:p>
+    <w:p>
+      <w:pPr>
+        <w:rPr>
+          <w:lang w:val="fr-FR"/>
+        </w:rPr>
+      </w:pPr>
+      <w:r>
+        <w:rPr>
+          <w:lang w:val="fr-FR"/>
+        </w:rPr>
+        <w:t>Priorité d'engagement : US-21 + US-22 (MUST) engagées en Sprint 6 ; US-23 (SHOULD) si capacité ; US-24 + US-25 (COULD) uniquement si la Release 2 est en avance.</w:t>
+      </w:r>
+    </w:p>
+    <w:p>
+      <w:pPr>
+        <w:rPr>
+          <w:lang w:val="fr-FR"/>
+        </w:rPr>
+      </w:pPr>
+      <w:r>
+        <w:rPr>
+          <w:lang w:val="fr-FR"/>
+        </w:rPr>
+        <w:t>Bilan : +28 SP ajoutés / -47 SP reportés = -19 SP de marge (cohérent avec le §3.1).</w:t>
       </w:r>
     </w:p>
     <w:p>
@@ -2037,40 +2199,59 @@
     </w:p>
     <w:p>
       <w:pPr>
-        <w:pStyle w:val="Listepuces"/>
+        <w:pStyle w:val="Paragraphedeliste"/>
+        <w:numPr>
+          <w:ilvl w:val="0"/>
+          <w:numId w:val="15"/>
+        </w:numPr>
+        <w:rPr>
+          <w:lang w:val="fr-FR"/>
+        </w:rPr>
       </w:pPr>
       <w:r>
-        <w:t>• US-08 : Bibliothèque multi-cours (reportée car remplacée par US-NEW-01 plus prioritaire)</w:t>
+        <w:rPr>
+          <w:lang w:val="fr-FR"/>
+        </w:rPr>
+        <w:t xml:space="preserve">US-18 — SSO entreprise SAML/OIDC (WON'T, reporté Release 3+, cible B2B avancée · contrepartie de US-21) </w:t>
       </w:r>
     </w:p>
     <w:p>
       <w:pPr>
-        <w:pStyle w:val="Listepuces"/>
+        <w:pStyle w:val="Paragraphedeliste"/>
+        <w:numPr>
+          <w:ilvl w:val="0"/>
+          <w:numId w:val="15"/>
+        </w:numPr>
+        <w:rPr>
+          <w:lang w:val="fr-FR"/>
+        </w:rPr>
       </w:pPr>
       <w:r>
-        <w:t>• US-09 : Choix niveau difficulté + nb questions (reportée car remplacée par US-NEW-02)</w:t>
+        <w:rPr>
+          <w:lang w:val="fr-FR"/>
+        </w:rPr>
+        <w:t xml:space="preserve">US-19 — Mode IA conversationnelle type chatbot (WON'T, hors périmètre de la semaine · contrepartie de US-22) </w:t>
       </w:r>
     </w:p>
     <w:p>
       <w:pPr>
-        <w:pStyle w:val="Listepuces"/>
+        <w:pStyle w:val="Paragraphedeliste"/>
+        <w:numPr>
+          <w:ilvl w:val="0"/>
+          <w:numId w:val="15"/>
+        </w:numPr>
+        <w:rPr>
+          <w:lang w:val="fr-FR"/>
+        </w:rPr>
       </w:pPr>
       <w:r>
-        <w:t>• US-NEW-03 : Dashboard de classe (Could, reportable Release 3)</w:t>
+        <w:rPr>
+          <w:lang w:val="fr-FR"/>
+        </w:rPr>
+        <w:t>US-20 — Compétition multi-joueurs (WON'T, hors cible primaire étudiant · contrepartie de US-23)</w:t>
       </w:r>
     </w:p>
     <w:p>
-      <w:pPr>
-        <w:pStyle w:val="Listepuces"/>
-      </w:pPr>
-      <w:r>
-        <w:t>• US-NEW-04 : Génération automatique barème (Won't, hors scope projet)</w:t>
-      </w:r>
-    </w:p>
-    <w:p>
-      <w:pPr>
-        <w:pStyle w:val="Titre1"/>
-      </w:pPr>
       <w:r>
         <w:rPr>
           <w:color w:val="1E1B4B"/>
@@ -2443,9 +2624,366 @@
             </w:pPr>
             <w:r>
               <w:rPr>
+                <w:rFonts w:ascii="Segoe UI Symbol" w:hAnsi="Segoe UI Symbol" w:cs="Segoe UI Symbol"/>
                 <w:sz w:val="20"/>
               </w:rPr>
-              <w:t>☐ Oui   ☐ Partiel   ☐ Non</w:t>
+              <w:t>☑</w:t>
+            </w:r>
+            <w:r>
+              <w:rPr>
+                <w:sz w:val="20"/>
+              </w:rPr>
+              <w:t xml:space="preserve"> Oui   </w:t>
+            </w:r>
+            <w:r>
+              <w:rPr>
+                <w:rFonts w:ascii="Segoe UI Symbol" w:hAnsi="Segoe UI Symbol" w:cs="Segoe UI Symbol"/>
+                <w:sz w:val="20"/>
+              </w:rPr>
+              <w:t>☐</w:t>
+            </w:r>
+            <w:r>
+              <w:rPr>
+                <w:sz w:val="20"/>
+              </w:rPr>
+              <w:t xml:space="preserve"> Partiel   </w:t>
+            </w:r>
+            <w:r>
+              <w:rPr>
+                <w:rFonts w:ascii="Segoe UI Symbol" w:hAnsi="Segoe UI Symbol" w:cs="Segoe UI Symbol"/>
+                <w:sz w:val="20"/>
+              </w:rPr>
+              <w:t>☐</w:t>
+            </w:r>
+            <w:r>
+              <w:rPr>
+                <w:sz w:val="20"/>
+              </w:rPr>
+              <w:t xml:space="preserve"> Non</w:t>
+            </w:r>
+          </w:p>
+        </w:tc>
+        <w:tc>
+          <w:tcPr>
+            <w:tcW w:w="2880" w:type="dxa"/>
+          </w:tcPr>
+          <w:p>
+            <w:pPr>
+              <w:cnfStyle w:val="000000100000" w:firstRow="0" w:lastRow="0" w:firstColumn="0" w:lastColumn="0" w:oddVBand="0" w:evenVBand="0" w:oddHBand="1" w:evenHBand="0" w:firstRowFirstColumn="0" w:firstRowLastColumn="0" w:lastRowFirstColumn="0" w:lastRowLastColumn="0"/>
+            </w:pPr>
+            <w:r>
+              <w:t>1.1 : « J1, Mme Lefèvre, lundi 14h00 »</w:t>
+            </w:r>
+          </w:p>
+        </w:tc>
+      </w:tr>
+      <w:tr>
+        <w:trPr>
+          <w:cnfStyle w:val="000000010000" w:firstRow="0" w:lastRow="0" w:firstColumn="0" w:lastColumn="0" w:oddVBand="0" w:evenVBand="0" w:oddHBand="0" w:evenHBand="1" w:firstRowFirstColumn="0" w:firstRowLastColumn="0" w:lastRowFirstColumn="0" w:lastRowLastColumn="0"/>
+        </w:trPr>
+        <w:tc>
+          <w:tcPr>
+            <w:cnfStyle w:val="001000000000" w:firstRow="0" w:lastRow="0" w:firstColumn="1" w:lastColumn="0" w:oddVBand="0" w:evenVBand="0" w:oddHBand="0" w:evenHBand="0" w:firstRowFirstColumn="0" w:firstRowLastColumn="0" w:lastRowFirstColumn="0" w:lastRowLastColumn="0"/>
+            <w:tcW w:w="2880" w:type="dxa"/>
+          </w:tcPr>
+          <w:p>
+            <w:r>
+              <w:rPr>
+                <w:sz w:val="20"/>
+              </w:rPr>
+              <w:t>La situation factuelle est décrite sans interprétation ni émotion</w:t>
+            </w:r>
+          </w:p>
+        </w:tc>
+        <w:tc>
+          <w:tcPr>
+            <w:tcW w:w="2880" w:type="dxa"/>
+          </w:tcPr>
+          <w:p>
+            <w:pPr>
+              <w:cnfStyle w:val="000000010000" w:firstRow="0" w:lastRow="0" w:firstColumn="0" w:lastColumn="0" w:oddVBand="0" w:evenVBand="0" w:oddHBand="0" w:evenHBand="1" w:firstRowFirstColumn="0" w:firstRowLastColumn="0" w:lastRowFirstColumn="0" w:lastRowLastColumn="0"/>
+            </w:pPr>
+            <w:r>
+              <w:rPr>
+                <w:rFonts w:ascii="Segoe UI Symbol" w:hAnsi="Segoe UI Symbol" w:cs="Segoe UI Symbol"/>
+                <w:sz w:val="20"/>
+              </w:rPr>
+              <w:t>☑</w:t>
+            </w:r>
+            <w:r>
+              <w:rPr>
+                <w:sz w:val="20"/>
+              </w:rPr>
+              <w:t xml:space="preserve"> Oui   </w:t>
+            </w:r>
+            <w:r>
+              <w:rPr>
+                <w:rFonts w:ascii="Segoe UI Symbol" w:hAnsi="Segoe UI Symbol" w:cs="Segoe UI Symbol"/>
+                <w:sz w:val="20"/>
+              </w:rPr>
+              <w:t>☐</w:t>
+            </w:r>
+            <w:r>
+              <w:rPr>
+                <w:sz w:val="20"/>
+              </w:rPr>
+              <w:t xml:space="preserve"> Partiel   </w:t>
+            </w:r>
+            <w:r>
+              <w:rPr>
+                <w:rFonts w:ascii="Segoe UI Symbol" w:hAnsi="Segoe UI Symbol" w:cs="Segoe UI Symbol"/>
+                <w:sz w:val="20"/>
+              </w:rPr>
+              <w:t>☐</w:t>
+            </w:r>
+            <w:r>
+              <w:rPr>
+                <w:sz w:val="20"/>
+              </w:rPr>
+              <w:t xml:space="preserve"> Non</w:t>
+            </w:r>
+          </w:p>
+        </w:tc>
+        <w:tc>
+          <w:tcPr>
+            <w:tcW w:w="2880" w:type="dxa"/>
+          </w:tcPr>
+          <w:p>
+            <w:pPr>
+              <w:cnfStyle w:val="000000010000" w:firstRow="0" w:lastRow="0" w:firstColumn="0" w:lastColumn="0" w:oddVBand="0" w:evenVBand="0" w:oddHBand="0" w:evenHBand="1" w:firstRowFirstColumn="0" w:firstRowLastColumn="0" w:lastRowFirstColumn="0" w:lastRowLastColumn="0"/>
+            </w:pPr>
+            <w:r>
+              <w:t xml:space="preserve">1.2 : 4 besoins métier listés </w:t>
+            </w:r>
+          </w:p>
+        </w:tc>
+      </w:tr>
+      <w:tr>
+        <w:trPr>
+          <w:cnfStyle w:val="000000100000" w:firstRow="0" w:lastRow="0" w:firstColumn="0" w:lastColumn="0" w:oddVBand="0" w:evenVBand="0" w:oddHBand="1" w:evenHBand="0" w:firstRowFirstColumn="0" w:firstRowLastColumn="0" w:lastRowFirstColumn="0" w:lastRowLastColumn="0"/>
+        </w:trPr>
+        <w:tc>
+          <w:tcPr>
+            <w:cnfStyle w:val="001000000000" w:firstRow="0" w:lastRow="0" w:firstColumn="1" w:lastColumn="0" w:oddVBand="0" w:evenVBand="0" w:oddHBand="0" w:evenHBand="0" w:firstRowFirstColumn="0" w:firstRowLastColumn="0" w:lastRowFirstColumn="0" w:lastRowLastColumn="0"/>
+            <w:tcW w:w="2880" w:type="dxa"/>
+          </w:tcPr>
+          <w:p>
+            <w:r>
+              <w:rPr>
+                <w:sz w:val="20"/>
+              </w:rPr>
+              <w:t>Au moins 3 stories candidates sont listées avec un niveau MoSCoW assigné</w:t>
+            </w:r>
+          </w:p>
+        </w:tc>
+        <w:tc>
+          <w:tcPr>
+            <w:tcW w:w="2880" w:type="dxa"/>
+          </w:tcPr>
+          <w:p>
+            <w:pPr>
+              <w:cnfStyle w:val="000000100000" w:firstRow="0" w:lastRow="0" w:firstColumn="0" w:lastColumn="0" w:oddVBand="0" w:evenVBand="0" w:oddHBand="1" w:evenHBand="0" w:firstRowFirstColumn="0" w:firstRowLastColumn="0" w:lastRowFirstColumn="0" w:lastRowLastColumn="0"/>
+            </w:pPr>
+            <w:r>
+              <w:rPr>
+                <w:rFonts w:ascii="Segoe UI Symbol" w:hAnsi="Segoe UI Symbol" w:cs="Segoe UI Symbol"/>
+                <w:sz w:val="20"/>
+              </w:rPr>
+              <w:t>☑</w:t>
+            </w:r>
+            <w:r>
+              <w:rPr>
+                <w:sz w:val="20"/>
+              </w:rPr>
+              <w:t xml:space="preserve"> Oui   </w:t>
+            </w:r>
+            <w:r>
+              <w:rPr>
+                <w:rFonts w:ascii="Segoe UI Symbol" w:hAnsi="Segoe UI Symbol" w:cs="Segoe UI Symbol"/>
+                <w:sz w:val="20"/>
+              </w:rPr>
+              <w:t>☐</w:t>
+            </w:r>
+            <w:r>
+              <w:rPr>
+                <w:sz w:val="20"/>
+              </w:rPr>
+              <w:t xml:space="preserve"> Partiel   </w:t>
+            </w:r>
+            <w:r>
+              <w:rPr>
+                <w:rFonts w:ascii="Segoe UI Symbol" w:hAnsi="Segoe UI Symbol" w:cs="Segoe UI Symbol"/>
+                <w:sz w:val="20"/>
+              </w:rPr>
+              <w:t>☐</w:t>
+            </w:r>
+            <w:r>
+              <w:rPr>
+                <w:sz w:val="20"/>
+              </w:rPr>
+              <w:t xml:space="preserve"> Non</w:t>
+            </w:r>
+          </w:p>
+        </w:tc>
+        <w:tc>
+          <w:tcPr>
+            <w:tcW w:w="2880" w:type="dxa"/>
+          </w:tcPr>
+          <w:p>
+            <w:pPr>
+              <w:cnfStyle w:val="000000100000" w:firstRow="0" w:lastRow="0" w:firstColumn="0" w:lastColumn="0" w:oddVBand="0" w:evenVBand="0" w:oddHBand="1" w:evenHBand="0" w:firstRowFirstColumn="0" w:firstRowLastColumn="0" w:lastRowFirstColumn="0" w:lastRowLastColumn="0"/>
+            </w:pPr>
+            <w:r>
+              <w:t>2 : 5 stories (US-21→US-25), MUST/SHOULD/COULD</w:t>
+            </w:r>
+          </w:p>
+        </w:tc>
+      </w:tr>
+      <w:tr>
+        <w:trPr>
+          <w:cnfStyle w:val="000000010000" w:firstRow="0" w:lastRow="0" w:firstColumn="0" w:lastColumn="0" w:oddVBand="0" w:evenVBand="0" w:oddHBand="0" w:evenHBand="1" w:firstRowFirstColumn="0" w:firstRowLastColumn="0" w:lastRowFirstColumn="0" w:lastRowLastColumn="0"/>
+        </w:trPr>
+        <w:tc>
+          <w:tcPr>
+            <w:cnfStyle w:val="001000000000" w:firstRow="0" w:lastRow="0" w:firstColumn="1" w:lastColumn="0" w:oddVBand="0" w:evenVBand="0" w:oddHBand="0" w:evenHBand="0" w:firstRowFirstColumn="0" w:firstRowLastColumn="0" w:lastRowFirstColumn="0" w:lastRowLastColumn="0"/>
+            <w:tcW w:w="2880" w:type="dxa"/>
+          </w:tcPr>
+          <w:p>
+            <w:r>
+              <w:rPr>
+                <w:sz w:val="20"/>
+              </w:rPr>
+              <w:t>Chaque story candidate a un score Impact/Effort chiffré (formule explicite)</w:t>
+            </w:r>
+          </w:p>
+        </w:tc>
+        <w:tc>
+          <w:tcPr>
+            <w:tcW w:w="2880" w:type="dxa"/>
+          </w:tcPr>
+          <w:p>
+            <w:pPr>
+              <w:cnfStyle w:val="000000010000" w:firstRow="0" w:lastRow="0" w:firstColumn="0" w:lastColumn="0" w:oddVBand="0" w:evenVBand="0" w:oddHBand="0" w:evenHBand="1" w:firstRowFirstColumn="0" w:firstRowLastColumn="0" w:lastRowFirstColumn="0" w:lastRowLastColumn="0"/>
+            </w:pPr>
+            <w:r>
+              <w:rPr>
+                <w:rFonts w:ascii="Segoe UI Symbol" w:hAnsi="Segoe UI Symbol" w:cs="Segoe UI Symbol"/>
+                <w:sz w:val="20"/>
+              </w:rPr>
+              <w:t>☑</w:t>
+            </w:r>
+            <w:r>
+              <w:rPr>
+                <w:sz w:val="20"/>
+              </w:rPr>
+              <w:t xml:space="preserve"> Oui   </w:t>
+            </w:r>
+            <w:r>
+              <w:rPr>
+                <w:rFonts w:ascii="Segoe UI Symbol" w:hAnsi="Segoe UI Symbol" w:cs="Segoe UI Symbol"/>
+                <w:sz w:val="20"/>
+              </w:rPr>
+              <w:t>☐</w:t>
+            </w:r>
+            <w:r>
+              <w:rPr>
+                <w:sz w:val="20"/>
+              </w:rPr>
+              <w:t xml:space="preserve"> Partiel   </w:t>
+            </w:r>
+            <w:r>
+              <w:rPr>
+                <w:rFonts w:ascii="Segoe UI Symbol" w:hAnsi="Segoe UI Symbol" w:cs="Segoe UI Symbol"/>
+                <w:sz w:val="20"/>
+              </w:rPr>
+              <w:t>☐</w:t>
+            </w:r>
+            <w:r>
+              <w:rPr>
+                <w:sz w:val="20"/>
+              </w:rPr>
+              <w:t xml:space="preserve"> Non</w:t>
+            </w:r>
+          </w:p>
+        </w:tc>
+        <w:tc>
+          <w:tcPr>
+            <w:tcW w:w="2880" w:type="dxa"/>
+          </w:tcPr>
+          <w:p>
+            <w:pPr>
+              <w:cnfStyle w:val="000000010000" w:firstRow="0" w:lastRow="0" w:firstColumn="0" w:lastColumn="0" w:oddVBand="0" w:evenVBand="0" w:oddHBand="0" w:evenHBand="1" w:firstRowFirstColumn="0" w:firstRowLastColumn="0" w:lastRowFirstColumn="0" w:lastRowLastColumn="0"/>
+            </w:pPr>
+            <w:r>
+              <w:t>2 : scores + formule (Impact × 10)/Effort</w:t>
+            </w:r>
+          </w:p>
+        </w:tc>
+      </w:tr>
+      <w:tr>
+        <w:trPr>
+          <w:cnfStyle w:val="000000100000" w:firstRow="0" w:lastRow="0" w:firstColumn="0" w:lastColumn="0" w:oddVBand="0" w:evenVBand="0" w:oddHBand="1" w:evenHBand="0" w:firstRowFirstColumn="0" w:firstRowLastColumn="0" w:lastRowFirstColumn="0" w:lastRowLastColumn="0"/>
+        </w:trPr>
+        <w:tc>
+          <w:tcPr>
+            <w:cnfStyle w:val="001000000000" w:firstRow="0" w:lastRow="0" w:firstColumn="1" w:lastColumn="0" w:oddVBand="0" w:evenVBand="0" w:oddHBand="0" w:evenHBand="0" w:firstRowFirstColumn="0" w:firstRowLastColumn="0" w:lastRowFirstColumn="0" w:lastRowLastColumn="0"/>
+            <w:tcW w:w="2880" w:type="dxa"/>
+          </w:tcPr>
+          <w:p>
+            <w:r>
+              <w:rPr>
+                <w:sz w:val="20"/>
+              </w:rPr>
+              <w:t>La contrepartie obligatoire est documentée pour CHAQUE story ajoutée</w:t>
+            </w:r>
+          </w:p>
+        </w:tc>
+        <w:tc>
+          <w:tcPr>
+            <w:tcW w:w="2880" w:type="dxa"/>
+          </w:tcPr>
+          <w:p>
+            <w:pPr>
+              <w:cnfStyle w:val="000000100000" w:firstRow="0" w:lastRow="0" w:firstColumn="0" w:lastColumn="0" w:oddVBand="0" w:evenVBand="0" w:oddHBand="1" w:evenHBand="0" w:firstRowFirstColumn="0" w:firstRowLastColumn="0" w:lastRowFirstColumn="0" w:lastRowLastColumn="0"/>
+            </w:pPr>
+            <w:r>
+              <w:rPr>
+                <w:rFonts w:ascii="Segoe UI Symbol" w:hAnsi="Segoe UI Symbol" w:cs="Segoe UI Symbol"/>
+                <w:sz w:val="20"/>
+              </w:rPr>
+              <w:t>☑</w:t>
+            </w:r>
+            <w:r>
+              <w:rPr>
+                <w:sz w:val="20"/>
+              </w:rPr>
+              <w:t xml:space="preserve"> Oui   </w:t>
+            </w:r>
+            <w:r>
+              <w:rPr>
+                <w:rFonts w:ascii="Segoe UI Symbol" w:hAnsi="Segoe UI Symbol" w:cs="Segoe UI Symbol"/>
+                <w:sz w:val="20"/>
+              </w:rPr>
+              <w:t>☐</w:t>
+            </w:r>
+            <w:r>
+              <w:rPr>
+                <w:sz w:val="20"/>
+              </w:rPr>
+              <w:t xml:space="preserve"> Partiel   </w:t>
+            </w:r>
+            <w:r>
+              <w:rPr>
+                <w:rFonts w:ascii="Segoe UI Symbol" w:hAnsi="Segoe UI Symbol" w:cs="Segoe UI Symbol"/>
+                <w:sz w:val="20"/>
+              </w:rPr>
+              <w:t>☐</w:t>
+            </w:r>
+            <w:r>
+              <w:rPr>
+                <w:sz w:val="20"/>
+              </w:rPr>
+              <w:t xml:space="preserve"> Non</w:t>
             </w:r>
           </w:p>
         </w:tc>
@@ -2474,7 +3012,7 @@
               <w:rPr>
                 <w:sz w:val="20"/>
               </w:rPr>
-              <w:t>La situation factuelle est décrite sans interprétation ni émotion</w:t>
+              <w:t>Le bilan net SP (ajout - retrait) est calculé et raisonnable</w:t>
             </w:r>
           </w:p>
         </w:tc>
@@ -2488,9 +3026,42 @@
             </w:pPr>
             <w:r>
               <w:rPr>
+                <w:rFonts w:ascii="Segoe UI Symbol" w:hAnsi="Segoe UI Symbol" w:cs="Segoe UI Symbol"/>
                 <w:sz w:val="20"/>
               </w:rPr>
-              <w:t>☐ Oui   ☐ Partiel   ☐ Non</w:t>
+              <w:t>☑</w:t>
+            </w:r>
+            <w:r>
+              <w:rPr>
+                <w:sz w:val="20"/>
+              </w:rPr>
+              <w:t xml:space="preserve"> Oui   </w:t>
+            </w:r>
+            <w:r>
+              <w:rPr>
+                <w:rFonts w:ascii="Segoe UI Symbol" w:hAnsi="Segoe UI Symbol" w:cs="Segoe UI Symbol"/>
+                <w:sz w:val="20"/>
+              </w:rPr>
+              <w:t>☐</w:t>
+            </w:r>
+            <w:r>
+              <w:rPr>
+                <w:sz w:val="20"/>
+              </w:rPr>
+              <w:t xml:space="preserve"> Partiel   </w:t>
+            </w:r>
+            <w:r>
+              <w:rPr>
+                <w:rFonts w:ascii="Segoe UI Symbol" w:hAnsi="Segoe UI Symbol" w:cs="Segoe UI Symbol"/>
+                <w:sz w:val="20"/>
+              </w:rPr>
+              <w:t>☐</w:t>
+            </w:r>
+            <w:r>
+              <w:rPr>
+                <w:sz w:val="20"/>
+              </w:rPr>
+              <w:t xml:space="preserve"> Non</w:t>
             </w:r>
           </w:p>
         </w:tc>
@@ -2502,6 +3073,9 @@
             <w:pPr>
               <w:cnfStyle w:val="000000010000" w:firstRow="0" w:lastRow="0" w:firstColumn="0" w:lastColumn="0" w:oddVBand="0" w:evenVBand="0" w:oddHBand="0" w:evenHBand="1" w:firstRowFirstColumn="0" w:firstRowLastColumn="0" w:lastRowFirstColumn="0" w:lastRowLastColumn="0"/>
             </w:pPr>
+            <w:r>
+              <w:t>3.1 : +28 / −47 = −19 SP de marge</w:t>
+            </w:r>
           </w:p>
         </w:tc>
       </w:tr>
@@ -2519,7 +3093,7 @@
               <w:rPr>
                 <w:sz w:val="20"/>
               </w:rPr>
-              <w:t>Au moins 3 stories candidates sont listées avec un niveau MoSCoW assigné</w:t>
+              <w:t>L'impact sur Release 1 et Release 2 est explicité section par section</w:t>
             </w:r>
           </w:p>
         </w:tc>
@@ -2533,9 +3107,42 @@
             </w:pPr>
             <w:r>
               <w:rPr>
+                <w:rFonts w:ascii="Segoe UI Symbol" w:hAnsi="Segoe UI Symbol" w:cs="Segoe UI Symbol"/>
                 <w:sz w:val="20"/>
               </w:rPr>
-              <w:t>☐ Oui   ☐ Partiel   ☐ Non</w:t>
+              <w:t>☑</w:t>
+            </w:r>
+            <w:r>
+              <w:rPr>
+                <w:sz w:val="20"/>
+              </w:rPr>
+              <w:t xml:space="preserve"> Oui   </w:t>
+            </w:r>
+            <w:r>
+              <w:rPr>
+                <w:rFonts w:ascii="Segoe UI Symbol" w:hAnsi="Segoe UI Symbol" w:cs="Segoe UI Symbol"/>
+                <w:sz w:val="20"/>
+              </w:rPr>
+              <w:t>☐</w:t>
+            </w:r>
+            <w:r>
+              <w:rPr>
+                <w:sz w:val="20"/>
+              </w:rPr>
+              <w:t xml:space="preserve"> Partiel   </w:t>
+            </w:r>
+            <w:r>
+              <w:rPr>
+                <w:rFonts w:ascii="Segoe UI Symbol" w:hAnsi="Segoe UI Symbol" w:cs="Segoe UI Symbol"/>
+                <w:sz w:val="20"/>
+              </w:rPr>
+              <w:t>☐</w:t>
+            </w:r>
+            <w:r>
+              <w:rPr>
+                <w:sz w:val="20"/>
+              </w:rPr>
+              <w:t xml:space="preserve"> Non</w:t>
             </w:r>
           </w:p>
         </w:tc>
@@ -2547,6 +3154,9 @@
             <w:pPr>
               <w:cnfStyle w:val="000000100000" w:firstRow="0" w:lastRow="0" w:firstColumn="0" w:lastColumn="0" w:oddVBand="0" w:evenVBand="0" w:oddHBand="1" w:evenHBand="0" w:firstRowFirstColumn="0" w:firstRowLastColumn="0" w:lastRowFirstColumn="0" w:lastRowLastColumn="0"/>
             </w:pPr>
+            <w:r>
+              <w:t>4.1 (R1 inchangée), §4.2 (R2 modifiée), §4.3 (backlog)</w:t>
+            </w:r>
           </w:p>
         </w:tc>
       </w:tr>
@@ -2564,7 +3174,7 @@
               <w:rPr>
                 <w:sz w:val="20"/>
               </w:rPr>
-              <w:t>Chaque story candidate a un score Impact/Effort chiffré (formule explicite)</w:t>
+              <w:t>Les stories décalées sont listées pour traçabilité backlog futur</w:t>
             </w:r>
           </w:p>
         </w:tc>
@@ -2578,9 +3188,42 @@
             </w:pPr>
             <w:r>
               <w:rPr>
+                <w:rFonts w:ascii="Segoe UI Symbol" w:hAnsi="Segoe UI Symbol" w:cs="Segoe UI Symbol"/>
                 <w:sz w:val="20"/>
               </w:rPr>
-              <w:t>☐ Oui   ☐ Partiel   ☐ Non</w:t>
+              <w:t>☑</w:t>
+            </w:r>
+            <w:r>
+              <w:rPr>
+                <w:sz w:val="20"/>
+              </w:rPr>
+              <w:t xml:space="preserve"> Oui   </w:t>
+            </w:r>
+            <w:r>
+              <w:rPr>
+                <w:rFonts w:ascii="Segoe UI Symbol" w:hAnsi="Segoe UI Symbol" w:cs="Segoe UI Symbol"/>
+                <w:sz w:val="20"/>
+              </w:rPr>
+              <w:t>☐</w:t>
+            </w:r>
+            <w:r>
+              <w:rPr>
+                <w:sz w:val="20"/>
+              </w:rPr>
+              <w:t xml:space="preserve"> Partiel   </w:t>
+            </w:r>
+            <w:r>
+              <w:rPr>
+                <w:rFonts w:ascii="Segoe UI Symbol" w:hAnsi="Segoe UI Symbol" w:cs="Segoe UI Symbol"/>
+                <w:sz w:val="20"/>
+              </w:rPr>
+              <w:t>☐</w:t>
+            </w:r>
+            <w:r>
+              <w:rPr>
+                <w:sz w:val="20"/>
+              </w:rPr>
+              <w:t xml:space="preserve"> Non</w:t>
             </w:r>
           </w:p>
         </w:tc>
@@ -2592,6 +3235,9 @@
             <w:pPr>
               <w:cnfStyle w:val="000000010000" w:firstRow="0" w:lastRow="0" w:firstColumn="0" w:lastColumn="0" w:oddVBand="0" w:evenVBand="0" w:oddHBand="0" w:evenHBand="1" w:firstRowFirstColumn="0" w:firstRowLastColumn="0" w:lastRowFirstColumn="0" w:lastRowLastColumn="0"/>
             </w:pPr>
+            <w:r>
+              <w:t xml:space="preserve">4.3 : US-18, US-19, US-20 </w:t>
+            </w:r>
           </w:p>
         </w:tc>
       </w:tr>
@@ -2609,7 +3255,7 @@
               <w:rPr>
                 <w:sz w:val="20"/>
               </w:rPr>
-              <w:t>La contrepartie obligatoire est documentée pour CHAQUE story ajoutée</w:t>
+              <w:t>La validation PO est tracée (date, canal, preuve)</w:t>
             </w:r>
           </w:p>
         </w:tc>
@@ -2623,9 +3269,49 @@
             </w:pPr>
             <w:r>
               <w:rPr>
+                <w:rFonts w:ascii="Segoe UI Symbol" w:hAnsi="Segoe UI Symbol" w:cs="Segoe UI Symbol"/>
                 <w:sz w:val="20"/>
               </w:rPr>
-              <w:t>☐ Oui   ☐ Partiel   ☐ Non</w:t>
+              <w:t>☐</w:t>
+            </w:r>
+            <w:r>
+              <w:rPr>
+                <w:sz w:val="20"/>
+              </w:rPr>
+              <w:t xml:space="preserve"> Oui   </w:t>
+            </w:r>
+            <w:r>
+              <w:rPr>
+                <w:rFonts w:ascii="Segoe UI Symbol" w:hAnsi="Segoe UI Symbol" w:cs="Segoe UI Symbol"/>
+                <w:sz w:val="20"/>
+              </w:rPr>
+              <w:t>☐</w:t>
+            </w:r>
+            <w:r>
+              <w:rPr>
+                <w:sz w:val="20"/>
+              </w:rPr>
+              <w:t xml:space="preserve"> Partiel  </w:t>
+            </w:r>
+            <w:r>
+              <w:rPr>
+                <w:rFonts w:ascii="Segoe UI Symbol" w:hAnsi="Segoe UI Symbol" w:cs="Segoe UI Symbol"/>
+                <w:sz w:val="20"/>
+              </w:rPr>
+              <w:t>☑</w:t>
+            </w:r>
+            <w:r>
+              <w:rPr>
+                <w:rFonts w:ascii="Segoe UI Symbol" w:hAnsi="Segoe UI Symbol" w:cs="Segoe UI Symbol"/>
+                <w:sz w:val="20"/>
+              </w:rPr>
+              <w:t xml:space="preserve"> </w:t>
+            </w:r>
+            <w:r>
+              <w:rPr>
+                <w:sz w:val="20"/>
+              </w:rPr>
+              <w:t>Non</w:t>
             </w:r>
           </w:p>
         </w:tc>
@@ -2637,6 +3323,9 @@
             <w:pPr>
               <w:cnfStyle w:val="000000100000" w:firstRow="0" w:lastRow="0" w:firstColumn="0" w:lastColumn="0" w:oddVBand="0" w:evenVBand="0" w:oddHBand="1" w:evenHBand="0" w:firstRowFirstColumn="0" w:firstRowLastColumn="0" w:lastRowFirstColumn="0" w:lastRowLastColumn="0"/>
             </w:pPr>
+            <w:r>
+              <w:t>En attente</w:t>
+            </w:r>
           </w:p>
         </w:tc>
       </w:tr>
@@ -2654,7 +3343,7 @@
               <w:rPr>
                 <w:sz w:val="20"/>
               </w:rPr>
-              <w:t>Le bilan net SP (ajout - retrait) est calculé et raisonnable</w:t>
+              <w:t>La note tient en 1 à 2 pages (relisible en moins de 5 minutes)</w:t>
             </w:r>
           </w:p>
         </w:tc>
@@ -2668,189 +3357,42 @@
             </w:pPr>
             <w:r>
               <w:rPr>
+                <w:rFonts w:ascii="Segoe UI Symbol" w:hAnsi="Segoe UI Symbol" w:cs="Segoe UI Symbol"/>
                 <w:sz w:val="20"/>
               </w:rPr>
-              <w:t>☐ Oui   ☐ Partiel   ☐ Non</w:t>
-            </w:r>
-          </w:p>
-        </w:tc>
-        <w:tc>
-          <w:tcPr>
-            <w:tcW w:w="2880" w:type="dxa"/>
-          </w:tcPr>
-          <w:p>
-            <w:pPr>
-              <w:cnfStyle w:val="000000010000" w:firstRow="0" w:lastRow="0" w:firstColumn="0" w:lastColumn="0" w:oddVBand="0" w:evenVBand="0" w:oddHBand="0" w:evenHBand="1" w:firstRowFirstColumn="0" w:firstRowLastColumn="0" w:lastRowFirstColumn="0" w:lastRowLastColumn="0"/>
-            </w:pPr>
-          </w:p>
-        </w:tc>
-      </w:tr>
-      <w:tr>
-        <w:trPr>
-          <w:cnfStyle w:val="000000100000" w:firstRow="0" w:lastRow="0" w:firstColumn="0" w:lastColumn="0" w:oddVBand="0" w:evenVBand="0" w:oddHBand="1" w:evenHBand="0" w:firstRowFirstColumn="0" w:firstRowLastColumn="0" w:lastRowFirstColumn="0" w:lastRowLastColumn="0"/>
-        </w:trPr>
-        <w:tc>
-          <w:tcPr>
-            <w:cnfStyle w:val="001000000000" w:firstRow="0" w:lastRow="0" w:firstColumn="1" w:lastColumn="0" w:oddVBand="0" w:evenVBand="0" w:oddHBand="0" w:evenHBand="0" w:firstRowFirstColumn="0" w:firstRowLastColumn="0" w:lastRowFirstColumn="0" w:lastRowLastColumn="0"/>
-            <w:tcW w:w="2880" w:type="dxa"/>
-          </w:tcPr>
-          <w:p>
+              <w:t>☑</w:t>
+            </w:r>
             <w:r>
               <w:rPr>
                 <w:sz w:val="20"/>
               </w:rPr>
-              <w:t>L'impact sur Release 1 et Release 2 est explicité section par section</w:t>
-            </w:r>
-          </w:p>
-        </w:tc>
-        <w:tc>
-          <w:tcPr>
-            <w:tcW w:w="2880" w:type="dxa"/>
-          </w:tcPr>
-          <w:p>
-            <w:pPr>
-              <w:cnfStyle w:val="000000100000" w:firstRow="0" w:lastRow="0" w:firstColumn="0" w:lastColumn="0" w:oddVBand="0" w:evenVBand="0" w:oddHBand="1" w:evenHBand="0" w:firstRowFirstColumn="0" w:firstRowLastColumn="0" w:lastRowFirstColumn="0" w:lastRowLastColumn="0"/>
-            </w:pPr>
+              <w:t xml:space="preserve"> Oui   </w:t>
+            </w:r>
+            <w:r>
+              <w:rPr>
+                <w:rFonts w:ascii="Segoe UI Symbol" w:hAnsi="Segoe UI Symbol" w:cs="Segoe UI Symbol"/>
+                <w:sz w:val="20"/>
+              </w:rPr>
+              <w:t>☐</w:t>
+            </w:r>
             <w:r>
               <w:rPr>
                 <w:sz w:val="20"/>
               </w:rPr>
-              <w:t>☐ Oui   ☐ Partiel   ☐ Non</w:t>
-            </w:r>
-          </w:p>
-        </w:tc>
-        <w:tc>
-          <w:tcPr>
-            <w:tcW w:w="2880" w:type="dxa"/>
-          </w:tcPr>
-          <w:p>
-            <w:pPr>
-              <w:cnfStyle w:val="000000100000" w:firstRow="0" w:lastRow="0" w:firstColumn="0" w:lastColumn="0" w:oddVBand="0" w:evenVBand="0" w:oddHBand="1" w:evenHBand="0" w:firstRowFirstColumn="0" w:firstRowLastColumn="0" w:lastRowFirstColumn="0" w:lastRowLastColumn="0"/>
-            </w:pPr>
-          </w:p>
-        </w:tc>
-      </w:tr>
-      <w:tr>
-        <w:trPr>
-          <w:cnfStyle w:val="000000010000" w:firstRow="0" w:lastRow="0" w:firstColumn="0" w:lastColumn="0" w:oddVBand="0" w:evenVBand="0" w:oddHBand="0" w:evenHBand="1" w:firstRowFirstColumn="0" w:firstRowLastColumn="0" w:lastRowFirstColumn="0" w:lastRowLastColumn="0"/>
-        </w:trPr>
-        <w:tc>
-          <w:tcPr>
-            <w:cnfStyle w:val="001000000000" w:firstRow="0" w:lastRow="0" w:firstColumn="1" w:lastColumn="0" w:oddVBand="0" w:evenVBand="0" w:oddHBand="0" w:evenHBand="0" w:firstRowFirstColumn="0" w:firstRowLastColumn="0" w:lastRowFirstColumn="0" w:lastRowLastColumn="0"/>
-            <w:tcW w:w="2880" w:type="dxa"/>
-          </w:tcPr>
-          <w:p>
+              <w:t xml:space="preserve"> Partiel   </w:t>
+            </w:r>
+            <w:r>
+              <w:rPr>
+                <w:rFonts w:ascii="Segoe UI Symbol" w:hAnsi="Segoe UI Symbol" w:cs="Segoe UI Symbol"/>
+                <w:sz w:val="20"/>
+              </w:rPr>
+              <w:t>☐</w:t>
+            </w:r>
             <w:r>
               <w:rPr>
                 <w:sz w:val="20"/>
               </w:rPr>
-              <w:t>Les stories décalées sont listées pour traçabilité backlog futur</w:t>
-            </w:r>
-          </w:p>
-        </w:tc>
-        <w:tc>
-          <w:tcPr>
-            <w:tcW w:w="2880" w:type="dxa"/>
-          </w:tcPr>
-          <w:p>
-            <w:pPr>
-              <w:cnfStyle w:val="000000010000" w:firstRow="0" w:lastRow="0" w:firstColumn="0" w:lastColumn="0" w:oddVBand="0" w:evenVBand="0" w:oddHBand="0" w:evenHBand="1" w:firstRowFirstColumn="0" w:firstRowLastColumn="0" w:lastRowFirstColumn="0" w:lastRowLastColumn="0"/>
-            </w:pPr>
-            <w:r>
-              <w:rPr>
-                <w:sz w:val="20"/>
-              </w:rPr>
-              <w:t>☐ Oui   ☐ Partiel   ☐ Non</w:t>
-            </w:r>
-          </w:p>
-        </w:tc>
-        <w:tc>
-          <w:tcPr>
-            <w:tcW w:w="2880" w:type="dxa"/>
-          </w:tcPr>
-          <w:p>
-            <w:pPr>
-              <w:cnfStyle w:val="000000010000" w:firstRow="0" w:lastRow="0" w:firstColumn="0" w:lastColumn="0" w:oddVBand="0" w:evenVBand="0" w:oddHBand="0" w:evenHBand="1" w:firstRowFirstColumn="0" w:firstRowLastColumn="0" w:lastRowFirstColumn="0" w:lastRowLastColumn="0"/>
-            </w:pPr>
-          </w:p>
-        </w:tc>
-      </w:tr>
-      <w:tr>
-        <w:trPr>
-          <w:cnfStyle w:val="000000100000" w:firstRow="0" w:lastRow="0" w:firstColumn="0" w:lastColumn="0" w:oddVBand="0" w:evenVBand="0" w:oddHBand="1" w:evenHBand="0" w:firstRowFirstColumn="0" w:firstRowLastColumn="0" w:lastRowFirstColumn="0" w:lastRowLastColumn="0"/>
-        </w:trPr>
-        <w:tc>
-          <w:tcPr>
-            <w:cnfStyle w:val="001000000000" w:firstRow="0" w:lastRow="0" w:firstColumn="1" w:lastColumn="0" w:oddVBand="0" w:evenVBand="0" w:oddHBand="0" w:evenHBand="0" w:firstRowFirstColumn="0" w:firstRowLastColumn="0" w:lastRowFirstColumn="0" w:lastRowLastColumn="0"/>
-            <w:tcW w:w="2880" w:type="dxa"/>
-          </w:tcPr>
-          <w:p>
-            <w:r>
-              <w:rPr>
-                <w:sz w:val="20"/>
-              </w:rPr>
-              <w:t>La validation PO est tracée (date, canal, preuve)</w:t>
-            </w:r>
-          </w:p>
-        </w:tc>
-        <w:tc>
-          <w:tcPr>
-            <w:tcW w:w="2880" w:type="dxa"/>
-          </w:tcPr>
-          <w:p>
-            <w:pPr>
-              <w:cnfStyle w:val="000000100000" w:firstRow="0" w:lastRow="0" w:firstColumn="0" w:lastColumn="0" w:oddVBand="0" w:evenVBand="0" w:oddHBand="1" w:evenHBand="0" w:firstRowFirstColumn="0" w:firstRowLastColumn="0" w:lastRowFirstColumn="0" w:lastRowLastColumn="0"/>
-            </w:pPr>
-            <w:r>
-              <w:rPr>
-                <w:sz w:val="20"/>
-              </w:rPr>
-              <w:t>☐ Oui   ☐ Partiel   ☐ Non</w:t>
-            </w:r>
-          </w:p>
-        </w:tc>
-        <w:tc>
-          <w:tcPr>
-            <w:tcW w:w="2880" w:type="dxa"/>
-          </w:tcPr>
-          <w:p>
-            <w:pPr>
-              <w:cnfStyle w:val="000000100000" w:firstRow="0" w:lastRow="0" w:firstColumn="0" w:lastColumn="0" w:oddVBand="0" w:evenVBand="0" w:oddHBand="1" w:evenHBand="0" w:firstRowFirstColumn="0" w:firstRowLastColumn="0" w:lastRowFirstColumn="0" w:lastRowLastColumn="0"/>
-            </w:pPr>
-          </w:p>
-        </w:tc>
-      </w:tr>
-      <w:tr>
-        <w:trPr>
-          <w:cnfStyle w:val="000000010000" w:firstRow="0" w:lastRow="0" w:firstColumn="0" w:lastColumn="0" w:oddVBand="0" w:evenVBand="0" w:oddHBand="0" w:evenHBand="1" w:firstRowFirstColumn="0" w:firstRowLastColumn="0" w:lastRowFirstColumn="0" w:lastRowLastColumn="0"/>
-        </w:trPr>
-        <w:tc>
-          <w:tcPr>
-            <w:cnfStyle w:val="001000000000" w:firstRow="0" w:lastRow="0" w:firstColumn="1" w:lastColumn="0" w:oddVBand="0" w:evenVBand="0" w:oddHBand="0" w:evenHBand="0" w:firstRowFirstColumn="0" w:firstRowLastColumn="0" w:lastRowFirstColumn="0" w:lastRowLastColumn="0"/>
-            <w:tcW w:w="2880" w:type="dxa"/>
-          </w:tcPr>
-          <w:p>
-            <w:r>
-              <w:rPr>
-                <w:sz w:val="20"/>
-              </w:rPr>
-              <w:t>La note tient en 1 à 2 pages (relisible en moins de 5 minutes)</w:t>
-            </w:r>
-          </w:p>
-        </w:tc>
-        <w:tc>
-          <w:tcPr>
-            <w:tcW w:w="2880" w:type="dxa"/>
-          </w:tcPr>
-          <w:p>
-            <w:pPr>
-              <w:cnfStyle w:val="000000010000" w:firstRow="0" w:lastRow="0" w:firstColumn="0" w:lastColumn="0" w:oddVBand="0" w:evenVBand="0" w:oddHBand="0" w:evenHBand="1" w:firstRowFirstColumn="0" w:firstRowLastColumn="0" w:lastRowFirstColumn="0" w:lastRowLastColumn="0"/>
-            </w:pPr>
-            <w:r>
-              <w:rPr>
-                <w:sz w:val="20"/>
-              </w:rPr>
-              <w:t>☐ Oui   ☐ Partiel   ☐ Non</w:t>
+              <w:t xml:space="preserve"> Non</w:t>
             </w:r>
           </w:p>
         </w:tc>
@@ -3284,6 +3826,756 @@
       </w:rPr>
     </w:lvl>
   </w:abstractNum>
+  <w:abstractNum w:abstractNumId="9" w15:restartNumberingAfterBreak="0">
+    <w:nsid w:val="11FF0919"/>
+    <w:multiLevelType w:val="multilevel"/>
+    <w:tmpl w:val="87BC982C"/>
+    <w:lvl w:ilvl="0">
+      <w:start w:val="1"/>
+      <w:numFmt w:val="bullet"/>
+      <w:lvlText w:val=""/>
+      <w:lvlJc w:val="left"/>
+      <w:pPr>
+        <w:tabs>
+          <w:tab w:val="num" w:pos="720"/>
+        </w:tabs>
+        <w:ind w:left="720" w:hanging="360"/>
+      </w:pPr>
+      <w:rPr>
+        <w:rFonts w:ascii="Symbol" w:hAnsi="Symbol" w:hint="default"/>
+        <w:sz w:val="20"/>
+      </w:rPr>
+    </w:lvl>
+    <w:lvl w:ilvl="1" w:tentative="1">
+      <w:start w:val="1"/>
+      <w:numFmt w:val="bullet"/>
+      <w:lvlText w:val="o"/>
+      <w:lvlJc w:val="left"/>
+      <w:pPr>
+        <w:tabs>
+          <w:tab w:val="num" w:pos="1440"/>
+        </w:tabs>
+        <w:ind w:left="1440" w:hanging="360"/>
+      </w:pPr>
+      <w:rPr>
+        <w:rFonts w:ascii="Courier New" w:hAnsi="Courier New" w:hint="default"/>
+        <w:sz w:val="20"/>
+      </w:rPr>
+    </w:lvl>
+    <w:lvl w:ilvl="2" w:tentative="1">
+      <w:start w:val="1"/>
+      <w:numFmt w:val="bullet"/>
+      <w:lvlText w:val=""/>
+      <w:lvlJc w:val="left"/>
+      <w:pPr>
+        <w:tabs>
+          <w:tab w:val="num" w:pos="2160"/>
+        </w:tabs>
+        <w:ind w:left="2160" w:hanging="360"/>
+      </w:pPr>
+      <w:rPr>
+        <w:rFonts w:ascii="Wingdings" w:hAnsi="Wingdings" w:hint="default"/>
+        <w:sz w:val="20"/>
+      </w:rPr>
+    </w:lvl>
+    <w:lvl w:ilvl="3" w:tentative="1">
+      <w:start w:val="1"/>
+      <w:numFmt w:val="bullet"/>
+      <w:lvlText w:val=""/>
+      <w:lvlJc w:val="left"/>
+      <w:pPr>
+        <w:tabs>
+          <w:tab w:val="num" w:pos="2880"/>
+        </w:tabs>
+        <w:ind w:left="2880" w:hanging="360"/>
+      </w:pPr>
+      <w:rPr>
+        <w:rFonts w:ascii="Wingdings" w:hAnsi="Wingdings" w:hint="default"/>
+        <w:sz w:val="20"/>
+      </w:rPr>
+    </w:lvl>
+    <w:lvl w:ilvl="4" w:tentative="1">
+      <w:start w:val="1"/>
+      <w:numFmt w:val="bullet"/>
+      <w:lvlText w:val=""/>
+      <w:lvlJc w:val="left"/>
+      <w:pPr>
+        <w:tabs>
+          <w:tab w:val="num" w:pos="3600"/>
+        </w:tabs>
+        <w:ind w:left="3600" w:hanging="360"/>
+      </w:pPr>
+      <w:rPr>
+        <w:rFonts w:ascii="Wingdings" w:hAnsi="Wingdings" w:hint="default"/>
+        <w:sz w:val="20"/>
+      </w:rPr>
+    </w:lvl>
+    <w:lvl w:ilvl="5" w:tentative="1">
+      <w:start w:val="1"/>
+      <w:numFmt w:val="bullet"/>
+      <w:lvlText w:val=""/>
+      <w:lvlJc w:val="left"/>
+      <w:pPr>
+        <w:tabs>
+          <w:tab w:val="num" w:pos="4320"/>
+        </w:tabs>
+        <w:ind w:left="4320" w:hanging="360"/>
+      </w:pPr>
+      <w:rPr>
+        <w:rFonts w:ascii="Wingdings" w:hAnsi="Wingdings" w:hint="default"/>
+        <w:sz w:val="20"/>
+      </w:rPr>
+    </w:lvl>
+    <w:lvl w:ilvl="6" w:tentative="1">
+      <w:start w:val="1"/>
+      <w:numFmt w:val="bullet"/>
+      <w:lvlText w:val=""/>
+      <w:lvlJc w:val="left"/>
+      <w:pPr>
+        <w:tabs>
+          <w:tab w:val="num" w:pos="5040"/>
+        </w:tabs>
+        <w:ind w:left="5040" w:hanging="360"/>
+      </w:pPr>
+      <w:rPr>
+        <w:rFonts w:ascii="Wingdings" w:hAnsi="Wingdings" w:hint="default"/>
+        <w:sz w:val="20"/>
+      </w:rPr>
+    </w:lvl>
+    <w:lvl w:ilvl="7" w:tentative="1">
+      <w:start w:val="1"/>
+      <w:numFmt w:val="bullet"/>
+      <w:lvlText w:val=""/>
+      <w:lvlJc w:val="left"/>
+      <w:pPr>
+        <w:tabs>
+          <w:tab w:val="num" w:pos="5760"/>
+        </w:tabs>
+        <w:ind w:left="5760" w:hanging="360"/>
+      </w:pPr>
+      <w:rPr>
+        <w:rFonts w:ascii="Wingdings" w:hAnsi="Wingdings" w:hint="default"/>
+        <w:sz w:val="20"/>
+      </w:rPr>
+    </w:lvl>
+    <w:lvl w:ilvl="8" w:tentative="1">
+      <w:start w:val="1"/>
+      <w:numFmt w:val="bullet"/>
+      <w:lvlText w:val=""/>
+      <w:lvlJc w:val="left"/>
+      <w:pPr>
+        <w:tabs>
+          <w:tab w:val="num" w:pos="6480"/>
+        </w:tabs>
+        <w:ind w:left="6480" w:hanging="360"/>
+      </w:pPr>
+      <w:rPr>
+        <w:rFonts w:ascii="Wingdings" w:hAnsi="Wingdings" w:hint="default"/>
+        <w:sz w:val="20"/>
+      </w:rPr>
+    </w:lvl>
+  </w:abstractNum>
+  <w:abstractNum w:abstractNumId="10" w15:restartNumberingAfterBreak="0">
+    <w:nsid w:val="160E3C10"/>
+    <w:multiLevelType w:val="multilevel"/>
+    <w:tmpl w:val="EE968986"/>
+    <w:lvl w:ilvl="0">
+      <w:start w:val="1"/>
+      <w:numFmt w:val="bullet"/>
+      <w:lvlText w:val=""/>
+      <w:lvlJc w:val="left"/>
+      <w:pPr>
+        <w:tabs>
+          <w:tab w:val="num" w:pos="720"/>
+        </w:tabs>
+        <w:ind w:left="720" w:hanging="360"/>
+      </w:pPr>
+      <w:rPr>
+        <w:rFonts w:ascii="Symbol" w:hAnsi="Symbol" w:hint="default"/>
+        <w:sz w:val="20"/>
+      </w:rPr>
+    </w:lvl>
+    <w:lvl w:ilvl="1" w:tentative="1">
+      <w:start w:val="1"/>
+      <w:numFmt w:val="bullet"/>
+      <w:lvlText w:val="o"/>
+      <w:lvlJc w:val="left"/>
+      <w:pPr>
+        <w:tabs>
+          <w:tab w:val="num" w:pos="1440"/>
+        </w:tabs>
+        <w:ind w:left="1440" w:hanging="360"/>
+      </w:pPr>
+      <w:rPr>
+        <w:rFonts w:ascii="Courier New" w:hAnsi="Courier New" w:hint="default"/>
+        <w:sz w:val="20"/>
+      </w:rPr>
+    </w:lvl>
+    <w:lvl w:ilvl="2" w:tentative="1">
+      <w:start w:val="1"/>
+      <w:numFmt w:val="bullet"/>
+      <w:lvlText w:val=""/>
+      <w:lvlJc w:val="left"/>
+      <w:pPr>
+        <w:tabs>
+          <w:tab w:val="num" w:pos="2160"/>
+        </w:tabs>
+        <w:ind w:left="2160" w:hanging="360"/>
+      </w:pPr>
+      <w:rPr>
+        <w:rFonts w:ascii="Wingdings" w:hAnsi="Wingdings" w:hint="default"/>
+        <w:sz w:val="20"/>
+      </w:rPr>
+    </w:lvl>
+    <w:lvl w:ilvl="3" w:tentative="1">
+      <w:start w:val="1"/>
+      <w:numFmt w:val="bullet"/>
+      <w:lvlText w:val=""/>
+      <w:lvlJc w:val="left"/>
+      <w:pPr>
+        <w:tabs>
+          <w:tab w:val="num" w:pos="2880"/>
+        </w:tabs>
+        <w:ind w:left="2880" w:hanging="360"/>
+      </w:pPr>
+      <w:rPr>
+        <w:rFonts w:ascii="Wingdings" w:hAnsi="Wingdings" w:hint="default"/>
+        <w:sz w:val="20"/>
+      </w:rPr>
+    </w:lvl>
+    <w:lvl w:ilvl="4" w:tentative="1">
+      <w:start w:val="1"/>
+      <w:numFmt w:val="bullet"/>
+      <w:lvlText w:val=""/>
+      <w:lvlJc w:val="left"/>
+      <w:pPr>
+        <w:tabs>
+          <w:tab w:val="num" w:pos="3600"/>
+        </w:tabs>
+        <w:ind w:left="3600" w:hanging="360"/>
+      </w:pPr>
+      <w:rPr>
+        <w:rFonts w:ascii="Wingdings" w:hAnsi="Wingdings" w:hint="default"/>
+        <w:sz w:val="20"/>
+      </w:rPr>
+    </w:lvl>
+    <w:lvl w:ilvl="5" w:tentative="1">
+      <w:start w:val="1"/>
+      <w:numFmt w:val="bullet"/>
+      <w:lvlText w:val=""/>
+      <w:lvlJc w:val="left"/>
+      <w:pPr>
+        <w:tabs>
+          <w:tab w:val="num" w:pos="4320"/>
+        </w:tabs>
+        <w:ind w:left="4320" w:hanging="360"/>
+      </w:pPr>
+      <w:rPr>
+        <w:rFonts w:ascii="Wingdings" w:hAnsi="Wingdings" w:hint="default"/>
+        <w:sz w:val="20"/>
+      </w:rPr>
+    </w:lvl>
+    <w:lvl w:ilvl="6" w:tentative="1">
+      <w:start w:val="1"/>
+      <w:numFmt w:val="bullet"/>
+      <w:lvlText w:val=""/>
+      <w:lvlJc w:val="left"/>
+      <w:pPr>
+        <w:tabs>
+          <w:tab w:val="num" w:pos="5040"/>
+        </w:tabs>
+        <w:ind w:left="5040" w:hanging="360"/>
+      </w:pPr>
+      <w:rPr>
+        <w:rFonts w:ascii="Wingdings" w:hAnsi="Wingdings" w:hint="default"/>
+        <w:sz w:val="20"/>
+      </w:rPr>
+    </w:lvl>
+    <w:lvl w:ilvl="7" w:tentative="1">
+      <w:start w:val="1"/>
+      <w:numFmt w:val="bullet"/>
+      <w:lvlText w:val=""/>
+      <w:lvlJc w:val="left"/>
+      <w:pPr>
+        <w:tabs>
+          <w:tab w:val="num" w:pos="5760"/>
+        </w:tabs>
+        <w:ind w:left="5760" w:hanging="360"/>
+      </w:pPr>
+      <w:rPr>
+        <w:rFonts w:ascii="Wingdings" w:hAnsi="Wingdings" w:hint="default"/>
+        <w:sz w:val="20"/>
+      </w:rPr>
+    </w:lvl>
+    <w:lvl w:ilvl="8" w:tentative="1">
+      <w:start w:val="1"/>
+      <w:numFmt w:val="bullet"/>
+      <w:lvlText w:val=""/>
+      <w:lvlJc w:val="left"/>
+      <w:pPr>
+        <w:tabs>
+          <w:tab w:val="num" w:pos="6480"/>
+        </w:tabs>
+        <w:ind w:left="6480" w:hanging="360"/>
+      </w:pPr>
+      <w:rPr>
+        <w:rFonts w:ascii="Wingdings" w:hAnsi="Wingdings" w:hint="default"/>
+        <w:sz w:val="20"/>
+      </w:rPr>
+    </w:lvl>
+  </w:abstractNum>
+  <w:abstractNum w:abstractNumId="11" w15:restartNumberingAfterBreak="0">
+    <w:nsid w:val="35552DE3"/>
+    <w:multiLevelType w:val="hybridMultilevel"/>
+    <w:tmpl w:val="1D4EB4A2"/>
+    <w:lvl w:ilvl="0" w:tplc="040C0001">
+      <w:start w:val="1"/>
+      <w:numFmt w:val="bullet"/>
+      <w:lvlText w:val=""/>
+      <w:lvlJc w:val="left"/>
+      <w:pPr>
+        <w:ind w:left="720" w:hanging="360"/>
+      </w:pPr>
+      <w:rPr>
+        <w:rFonts w:ascii="Symbol" w:hAnsi="Symbol" w:hint="default"/>
+      </w:rPr>
+    </w:lvl>
+    <w:lvl w:ilvl="1" w:tplc="040C0003" w:tentative="1">
+      <w:start w:val="1"/>
+      <w:numFmt w:val="bullet"/>
+      <w:lvlText w:val="o"/>
+      <w:lvlJc w:val="left"/>
+      <w:pPr>
+        <w:ind w:left="1440" w:hanging="360"/>
+      </w:pPr>
+      <w:rPr>
+        <w:rFonts w:ascii="Courier New" w:hAnsi="Courier New" w:cs="Courier New" w:hint="default"/>
+      </w:rPr>
+    </w:lvl>
+    <w:lvl w:ilvl="2" w:tplc="040C0005" w:tentative="1">
+      <w:start w:val="1"/>
+      <w:numFmt w:val="bullet"/>
+      <w:lvlText w:val=""/>
+      <w:lvlJc w:val="left"/>
+      <w:pPr>
+        <w:ind w:left="2160" w:hanging="360"/>
+      </w:pPr>
+      <w:rPr>
+        <w:rFonts w:ascii="Wingdings" w:hAnsi="Wingdings" w:hint="default"/>
+      </w:rPr>
+    </w:lvl>
+    <w:lvl w:ilvl="3" w:tplc="040C0001" w:tentative="1">
+      <w:start w:val="1"/>
+      <w:numFmt w:val="bullet"/>
+      <w:lvlText w:val=""/>
+      <w:lvlJc w:val="left"/>
+      <w:pPr>
+        <w:ind w:left="2880" w:hanging="360"/>
+      </w:pPr>
+      <w:rPr>
+        <w:rFonts w:ascii="Symbol" w:hAnsi="Symbol" w:hint="default"/>
+      </w:rPr>
+    </w:lvl>
+    <w:lvl w:ilvl="4" w:tplc="040C0003" w:tentative="1">
+      <w:start w:val="1"/>
+      <w:numFmt w:val="bullet"/>
+      <w:lvlText w:val="o"/>
+      <w:lvlJc w:val="left"/>
+      <w:pPr>
+        <w:ind w:left="3600" w:hanging="360"/>
+      </w:pPr>
+      <w:rPr>
+        <w:rFonts w:ascii="Courier New" w:hAnsi="Courier New" w:cs="Courier New" w:hint="default"/>
+      </w:rPr>
+    </w:lvl>
+    <w:lvl w:ilvl="5" w:tplc="040C0005" w:tentative="1">
+      <w:start w:val="1"/>
+      <w:numFmt w:val="bullet"/>
+      <w:lvlText w:val=""/>
+      <w:lvlJc w:val="left"/>
+      <w:pPr>
+        <w:ind w:left="4320" w:hanging="360"/>
+      </w:pPr>
+      <w:rPr>
+        <w:rFonts w:ascii="Wingdings" w:hAnsi="Wingdings" w:hint="default"/>
+      </w:rPr>
+    </w:lvl>
+    <w:lvl w:ilvl="6" w:tplc="040C0001" w:tentative="1">
+      <w:start w:val="1"/>
+      <w:numFmt w:val="bullet"/>
+      <w:lvlText w:val=""/>
+      <w:lvlJc w:val="left"/>
+      <w:pPr>
+        <w:ind w:left="5040" w:hanging="360"/>
+      </w:pPr>
+      <w:rPr>
+        <w:rFonts w:ascii="Symbol" w:hAnsi="Symbol" w:hint="default"/>
+      </w:rPr>
+    </w:lvl>
+    <w:lvl w:ilvl="7" w:tplc="040C0003" w:tentative="1">
+      <w:start w:val="1"/>
+      <w:numFmt w:val="bullet"/>
+      <w:lvlText w:val="o"/>
+      <w:lvlJc w:val="left"/>
+      <w:pPr>
+        <w:ind w:left="5760" w:hanging="360"/>
+      </w:pPr>
+      <w:rPr>
+        <w:rFonts w:ascii="Courier New" w:hAnsi="Courier New" w:cs="Courier New" w:hint="default"/>
+      </w:rPr>
+    </w:lvl>
+    <w:lvl w:ilvl="8" w:tplc="040C0005" w:tentative="1">
+      <w:start w:val="1"/>
+      <w:numFmt w:val="bullet"/>
+      <w:lvlText w:val=""/>
+      <w:lvlJc w:val="left"/>
+      <w:pPr>
+        <w:ind w:left="6480" w:hanging="360"/>
+      </w:pPr>
+      <w:rPr>
+        <w:rFonts w:ascii="Wingdings" w:hAnsi="Wingdings" w:hint="default"/>
+      </w:rPr>
+    </w:lvl>
+  </w:abstractNum>
+  <w:abstractNum w:abstractNumId="12" w15:restartNumberingAfterBreak="0">
+    <w:nsid w:val="408B659B"/>
+    <w:multiLevelType w:val="hybridMultilevel"/>
+    <w:tmpl w:val="575861B8"/>
+    <w:lvl w:ilvl="0" w:tplc="040C0001">
+      <w:start w:val="1"/>
+      <w:numFmt w:val="bullet"/>
+      <w:lvlText w:val=""/>
+      <w:lvlJc w:val="left"/>
+      <w:pPr>
+        <w:ind w:left="720" w:hanging="360"/>
+      </w:pPr>
+      <w:rPr>
+        <w:rFonts w:ascii="Symbol" w:hAnsi="Symbol" w:hint="default"/>
+      </w:rPr>
+    </w:lvl>
+    <w:lvl w:ilvl="1" w:tplc="040C0003" w:tentative="1">
+      <w:start w:val="1"/>
+      <w:numFmt w:val="bullet"/>
+      <w:lvlText w:val="o"/>
+      <w:lvlJc w:val="left"/>
+      <w:pPr>
+        <w:ind w:left="1440" w:hanging="360"/>
+      </w:pPr>
+      <w:rPr>
+        <w:rFonts w:ascii="Courier New" w:hAnsi="Courier New" w:cs="Courier New" w:hint="default"/>
+      </w:rPr>
+    </w:lvl>
+    <w:lvl w:ilvl="2" w:tplc="040C0005" w:tentative="1">
+      <w:start w:val="1"/>
+      <w:numFmt w:val="bullet"/>
+      <w:lvlText w:val=""/>
+      <w:lvlJc w:val="left"/>
+      <w:pPr>
+        <w:ind w:left="2160" w:hanging="360"/>
+      </w:pPr>
+      <w:rPr>
+        <w:rFonts w:ascii="Wingdings" w:hAnsi="Wingdings" w:hint="default"/>
+      </w:rPr>
+    </w:lvl>
+    <w:lvl w:ilvl="3" w:tplc="040C0001" w:tentative="1">
+      <w:start w:val="1"/>
+      <w:numFmt w:val="bullet"/>
+      <w:lvlText w:val=""/>
+      <w:lvlJc w:val="left"/>
+      <w:pPr>
+        <w:ind w:left="2880" w:hanging="360"/>
+      </w:pPr>
+      <w:rPr>
+        <w:rFonts w:ascii="Symbol" w:hAnsi="Symbol" w:hint="default"/>
+      </w:rPr>
+    </w:lvl>
+    <w:lvl w:ilvl="4" w:tplc="040C0003" w:tentative="1">
+      <w:start w:val="1"/>
+      <w:numFmt w:val="bullet"/>
+      <w:lvlText w:val="o"/>
+      <w:lvlJc w:val="left"/>
+      <w:pPr>
+        <w:ind w:left="3600" w:hanging="360"/>
+      </w:pPr>
+      <w:rPr>
+        <w:rFonts w:ascii="Courier New" w:hAnsi="Courier New" w:cs="Courier New" w:hint="default"/>
+      </w:rPr>
+    </w:lvl>
+    <w:lvl w:ilvl="5" w:tplc="040C0005" w:tentative="1">
+      <w:start w:val="1"/>
+      <w:numFmt w:val="bullet"/>
+      <w:lvlText w:val=""/>
+      <w:lvlJc w:val="left"/>
+      <w:pPr>
+        <w:ind w:left="4320" w:hanging="360"/>
+      </w:pPr>
+      <w:rPr>
+        <w:rFonts w:ascii="Wingdings" w:hAnsi="Wingdings" w:hint="default"/>
+      </w:rPr>
+    </w:lvl>
+    <w:lvl w:ilvl="6" w:tplc="040C0001" w:tentative="1">
+      <w:start w:val="1"/>
+      <w:numFmt w:val="bullet"/>
+      <w:lvlText w:val=""/>
+      <w:lvlJc w:val="left"/>
+      <w:pPr>
+        <w:ind w:left="5040" w:hanging="360"/>
+      </w:pPr>
+      <w:rPr>
+        <w:rFonts w:ascii="Symbol" w:hAnsi="Symbol" w:hint="default"/>
+      </w:rPr>
+    </w:lvl>
+    <w:lvl w:ilvl="7" w:tplc="040C0003" w:tentative="1">
+      <w:start w:val="1"/>
+      <w:numFmt w:val="bullet"/>
+      <w:lvlText w:val="o"/>
+      <w:lvlJc w:val="left"/>
+      <w:pPr>
+        <w:ind w:left="5760" w:hanging="360"/>
+      </w:pPr>
+      <w:rPr>
+        <w:rFonts w:ascii="Courier New" w:hAnsi="Courier New" w:cs="Courier New" w:hint="default"/>
+      </w:rPr>
+    </w:lvl>
+    <w:lvl w:ilvl="8" w:tplc="040C0005" w:tentative="1">
+      <w:start w:val="1"/>
+      <w:numFmt w:val="bullet"/>
+      <w:lvlText w:val=""/>
+      <w:lvlJc w:val="left"/>
+      <w:pPr>
+        <w:ind w:left="6480" w:hanging="360"/>
+      </w:pPr>
+      <w:rPr>
+        <w:rFonts w:ascii="Wingdings" w:hAnsi="Wingdings" w:hint="default"/>
+      </w:rPr>
+    </w:lvl>
+  </w:abstractNum>
+  <w:abstractNum w:abstractNumId="13" w15:restartNumberingAfterBreak="0">
+    <w:nsid w:val="4FBE7A23"/>
+    <w:multiLevelType w:val="hybridMultilevel"/>
+    <w:tmpl w:val="C2085690"/>
+    <w:lvl w:ilvl="0" w:tplc="040C0001">
+      <w:start w:val="1"/>
+      <w:numFmt w:val="bullet"/>
+      <w:lvlText w:val=""/>
+      <w:lvlJc w:val="left"/>
+      <w:pPr>
+        <w:ind w:left="720" w:hanging="360"/>
+      </w:pPr>
+      <w:rPr>
+        <w:rFonts w:ascii="Symbol" w:hAnsi="Symbol" w:hint="default"/>
+      </w:rPr>
+    </w:lvl>
+    <w:lvl w:ilvl="1" w:tplc="040C0003" w:tentative="1">
+      <w:start w:val="1"/>
+      <w:numFmt w:val="bullet"/>
+      <w:lvlText w:val="o"/>
+      <w:lvlJc w:val="left"/>
+      <w:pPr>
+        <w:ind w:left="1440" w:hanging="360"/>
+      </w:pPr>
+      <w:rPr>
+        <w:rFonts w:ascii="Courier New" w:hAnsi="Courier New" w:cs="Courier New" w:hint="default"/>
+      </w:rPr>
+    </w:lvl>
+    <w:lvl w:ilvl="2" w:tplc="040C0005" w:tentative="1">
+      <w:start w:val="1"/>
+      <w:numFmt w:val="bullet"/>
+      <w:lvlText w:val=""/>
+      <w:lvlJc w:val="left"/>
+      <w:pPr>
+        <w:ind w:left="2160" w:hanging="360"/>
+      </w:pPr>
+      <w:rPr>
+        <w:rFonts w:ascii="Wingdings" w:hAnsi="Wingdings" w:hint="default"/>
+      </w:rPr>
+    </w:lvl>
+    <w:lvl w:ilvl="3" w:tplc="040C0001" w:tentative="1">
+      <w:start w:val="1"/>
+      <w:numFmt w:val="bullet"/>
+      <w:lvlText w:val=""/>
+      <w:lvlJc w:val="left"/>
+      <w:pPr>
+        <w:ind w:left="2880" w:hanging="360"/>
+      </w:pPr>
+      <w:rPr>
+        <w:rFonts w:ascii="Symbol" w:hAnsi="Symbol" w:hint="default"/>
+      </w:rPr>
+    </w:lvl>
+    <w:lvl w:ilvl="4" w:tplc="040C0003" w:tentative="1">
+      <w:start w:val="1"/>
+      <w:numFmt w:val="bullet"/>
+      <w:lvlText w:val="o"/>
+      <w:lvlJc w:val="left"/>
+      <w:pPr>
+        <w:ind w:left="3600" w:hanging="360"/>
+      </w:pPr>
+      <w:rPr>
+        <w:rFonts w:ascii="Courier New" w:hAnsi="Courier New" w:cs="Courier New" w:hint="default"/>
+      </w:rPr>
+    </w:lvl>
+    <w:lvl w:ilvl="5" w:tplc="040C0005" w:tentative="1">
+      <w:start w:val="1"/>
+      <w:numFmt w:val="bullet"/>
+      <w:lvlText w:val=""/>
+      <w:lvlJc w:val="left"/>
+      <w:pPr>
+        <w:ind w:left="4320" w:hanging="360"/>
+      </w:pPr>
+      <w:rPr>
+        <w:rFonts w:ascii="Wingdings" w:hAnsi="Wingdings" w:hint="default"/>
+      </w:rPr>
+    </w:lvl>
+    <w:lvl w:ilvl="6" w:tplc="040C0001" w:tentative="1">
+      <w:start w:val="1"/>
+      <w:numFmt w:val="bullet"/>
+      <w:lvlText w:val=""/>
+      <w:lvlJc w:val="left"/>
+      <w:pPr>
+        <w:ind w:left="5040" w:hanging="360"/>
+      </w:pPr>
+      <w:rPr>
+        <w:rFonts w:ascii="Symbol" w:hAnsi="Symbol" w:hint="default"/>
+      </w:rPr>
+    </w:lvl>
+    <w:lvl w:ilvl="7" w:tplc="040C0003" w:tentative="1">
+      <w:start w:val="1"/>
+      <w:numFmt w:val="bullet"/>
+      <w:lvlText w:val="o"/>
+      <w:lvlJc w:val="left"/>
+      <w:pPr>
+        <w:ind w:left="5760" w:hanging="360"/>
+      </w:pPr>
+      <w:rPr>
+        <w:rFonts w:ascii="Courier New" w:hAnsi="Courier New" w:cs="Courier New" w:hint="default"/>
+      </w:rPr>
+    </w:lvl>
+    <w:lvl w:ilvl="8" w:tplc="040C0005" w:tentative="1">
+      <w:start w:val="1"/>
+      <w:numFmt w:val="bullet"/>
+      <w:lvlText w:val=""/>
+      <w:lvlJc w:val="left"/>
+      <w:pPr>
+        <w:ind w:left="6480" w:hanging="360"/>
+      </w:pPr>
+      <w:rPr>
+        <w:rFonts w:ascii="Wingdings" w:hAnsi="Wingdings" w:hint="default"/>
+      </w:rPr>
+    </w:lvl>
+  </w:abstractNum>
+  <w:abstractNum w:abstractNumId="14" w15:restartNumberingAfterBreak="0">
+    <w:nsid w:val="6A922B6D"/>
+    <w:multiLevelType w:val="hybridMultilevel"/>
+    <w:tmpl w:val="6C127022"/>
+    <w:lvl w:ilvl="0" w:tplc="040C0001">
+      <w:start w:val="1"/>
+      <w:numFmt w:val="bullet"/>
+      <w:lvlText w:val=""/>
+      <w:lvlJc w:val="left"/>
+      <w:pPr>
+        <w:ind w:left="720" w:hanging="360"/>
+      </w:pPr>
+      <w:rPr>
+        <w:rFonts w:ascii="Symbol" w:hAnsi="Symbol" w:hint="default"/>
+      </w:rPr>
+    </w:lvl>
+    <w:lvl w:ilvl="1" w:tplc="040C0003" w:tentative="1">
+      <w:start w:val="1"/>
+      <w:numFmt w:val="bullet"/>
+      <w:lvlText w:val="o"/>
+      <w:lvlJc w:val="left"/>
+      <w:pPr>
+        <w:ind w:left="1440" w:hanging="360"/>
+      </w:pPr>
+      <w:rPr>
+        <w:rFonts w:ascii="Courier New" w:hAnsi="Courier New" w:cs="Courier New" w:hint="default"/>
+      </w:rPr>
+    </w:lvl>
+    <w:lvl w:ilvl="2" w:tplc="040C0005" w:tentative="1">
+      <w:start w:val="1"/>
+      <w:numFmt w:val="bullet"/>
+      <w:lvlText w:val=""/>
+      <w:lvlJc w:val="left"/>
+      <w:pPr>
+        <w:ind w:left="2160" w:hanging="360"/>
+      </w:pPr>
+      <w:rPr>
+        <w:rFonts w:ascii="Wingdings" w:hAnsi="Wingdings" w:hint="default"/>
+      </w:rPr>
+    </w:lvl>
+    <w:lvl w:ilvl="3" w:tplc="040C0001" w:tentative="1">
+      <w:start w:val="1"/>
+      <w:numFmt w:val="bullet"/>
+      <w:lvlText w:val=""/>
+      <w:lvlJc w:val="left"/>
+      <w:pPr>
+        <w:ind w:left="2880" w:hanging="360"/>
+      </w:pPr>
+      <w:rPr>
+        <w:rFonts w:ascii="Symbol" w:hAnsi="Symbol" w:hint="default"/>
+      </w:rPr>
+    </w:lvl>
+    <w:lvl w:ilvl="4" w:tplc="040C0003" w:tentative="1">
+      <w:start w:val="1"/>
+      <w:numFmt w:val="bullet"/>
+      <w:lvlText w:val="o"/>
+      <w:lvlJc w:val="left"/>
+      <w:pPr>
+        <w:ind w:left="3600" w:hanging="360"/>
+      </w:pPr>
+      <w:rPr>
+        <w:rFonts w:ascii="Courier New" w:hAnsi="Courier New" w:cs="Courier New" w:hint="default"/>
+      </w:rPr>
+    </w:lvl>
+    <w:lvl w:ilvl="5" w:tplc="040C0005" w:tentative="1">
+      <w:start w:val="1"/>
+      <w:numFmt w:val="bullet"/>
+      <w:lvlText w:val=""/>
+      <w:lvlJc w:val="left"/>
+      <w:pPr>
+        <w:ind w:left="4320" w:hanging="360"/>
+      </w:pPr>
+      <w:rPr>
+        <w:rFonts w:ascii="Wingdings" w:hAnsi="Wingdings" w:hint="default"/>
+      </w:rPr>
+    </w:lvl>
+    <w:lvl w:ilvl="6" w:tplc="040C0001" w:tentative="1">
+      <w:start w:val="1"/>
+      <w:numFmt w:val="bullet"/>
+      <w:lvlText w:val=""/>
+      <w:lvlJc w:val="left"/>
+      <w:pPr>
+        <w:ind w:left="5040" w:hanging="360"/>
+      </w:pPr>
+      <w:rPr>
+        <w:rFonts w:ascii="Symbol" w:hAnsi="Symbol" w:hint="default"/>
+      </w:rPr>
+    </w:lvl>
+    <w:lvl w:ilvl="7" w:tplc="040C0003" w:tentative="1">
+      <w:start w:val="1"/>
+      <w:numFmt w:val="bullet"/>
+      <w:lvlText w:val="o"/>
+      <w:lvlJc w:val="left"/>
+      <w:pPr>
+        <w:ind w:left="5760" w:hanging="360"/>
+      </w:pPr>
+      <w:rPr>
+        <w:rFonts w:ascii="Courier New" w:hAnsi="Courier New" w:cs="Courier New" w:hint="default"/>
+      </w:rPr>
+    </w:lvl>
+    <w:lvl w:ilvl="8" w:tplc="040C0005" w:tentative="1">
+      <w:start w:val="1"/>
+      <w:numFmt w:val="bullet"/>
+      <w:lvlText w:val=""/>
+      <w:lvlJc w:val="left"/>
+      <w:pPr>
+        <w:ind w:left="6480" w:hanging="360"/>
+      </w:pPr>
+      <w:rPr>
+        <w:rFonts w:ascii="Wingdings" w:hAnsi="Wingdings" w:hint="default"/>
+      </w:rPr>
+    </w:lvl>
+  </w:abstractNum>
   <w:num w:numId="1" w16cid:durableId="498470492">
     <w:abstractNumId w:val="8"/>
   </w:num>
@@ -3310,6 +4602,24 @@
   </w:num>
   <w:num w:numId="9" w16cid:durableId="198012181">
     <w:abstractNumId w:val="0"/>
+  </w:num>
+  <w:num w:numId="10" w16cid:durableId="857155636">
+    <w:abstractNumId w:val="10"/>
+  </w:num>
+  <w:num w:numId="11" w16cid:durableId="624233406">
+    <w:abstractNumId w:val="9"/>
+  </w:num>
+  <w:num w:numId="12" w16cid:durableId="1883520278">
+    <w:abstractNumId w:val="12"/>
+  </w:num>
+  <w:num w:numId="13" w16cid:durableId="1911384920">
+    <w:abstractNumId w:val="14"/>
+  </w:num>
+  <w:num w:numId="14" w16cid:durableId="1217283064">
+    <w:abstractNumId w:val="11"/>
+  </w:num>
+  <w:num w:numId="15" w16cid:durableId="1559973067">
+    <w:abstractNumId w:val="13"/>
   </w:num>
 </w:numbering>
 </file>
